--- a/pr-preview/pr-347/chapters/citations-evidence-tracked-changes.docx
+++ b/pr-preview/pr-347/chapters/citations-evidence-tracked-changes.docx
@@ -26,7 +26,7 @@
       </w:pPr>
       <w:ins w:id="2" w:author="PR Preview" w:date="2026-01-01T00:00:00Z">
         <w:r>
-          <w:t xml:space="preserve">Last modified: 2026-10-25 11:04:08 (PDT)</w:t>
+          <w:t xml:space="preserve">Last modified: 2026-10-25 19:24:38 (PDT)</w:t>
         </w:r>
       </w:ins>
     </w:p>
@@ -4221,56 +4221,171 @@
       <w:pPr>
         <w:pStyle w:val="BlockText"/>
       </w:pPr>
-      <w:r>
-        <w:t xml:space="preserve">❌ Chebyshev’s inequality says that …</w:t>
-      </w:r>
+      <w:del w:id="3" w:author="PR Preview" w:date="2026-01-01T00:00:00Z">
+        <w:r>
+          <w:delText xml:space="preserve">❌ Chebyshev’s inequality says that …</w:delText>
+        </w:r>
+      </w:del>
     </w:p>
     <w:p>
       <w:pPr>
         <w:pStyle w:val="BlockText"/>
       </w:pPr>
-      <w:r>
-        <w:t xml:space="preserve">✅ Chebyshev’s inequality says that …</w:t>
-      </w:r>
-      <w:r>
-        <w:t xml:space="preserve"> </w:t>
-      </w:r>
-      <w:r>
-        <w:t xml:space="preserve">Bienaymé derived the bound</w:t>
-      </w:r>
-      <w:r>
-        <w:t xml:space="preserve"> </w:t>
-      </w:r>
-      <w:r>
-        <w:t xml:space="preserve">(Bienaymé 1853)</w:t>
-      </w:r>
-      <w:r>
-        <w:t xml:space="preserve">, and Tchébychef proved a more general form</w:t>
-      </w:r>
-      <w:r>
-        <w:t xml:space="preserve"> </w:t>
-      </w:r>
-      <w:r>
-        <w:t xml:space="preserve">(Tchébychef 1867)</w:t>
-      </w:r>
-      <w:r>
-        <w:t xml:space="preserve">.</w:t>
-      </w:r>
-      <w:r>
-        <w:t xml:space="preserve"> </w:t>
-      </w:r>
-      <w:r>
-        <w:t xml:space="preserve">A modern treatment is in</w:t>
-      </w:r>
-      <w:r>
-        <w:t xml:space="preserve"> </w:t>
-      </w:r>
-      <w:r>
-        <w:t xml:space="preserve">Blitzstein and Hwang (2019)</w:t>
-      </w:r>
-      <w:r>
-        <w:t xml:space="preserve">.</w:t>
-      </w:r>
+      <w:del w:id="4" w:author="PR Preview" w:date="2026-01-01T00:00:00Z">
+        <w:r>
+          <w:delText xml:space="preserve">✅ Chebyshev’s inequality says that …</w:delText>
+        </w:r>
+      </w:del>
+      <w:del w:id="5" w:author="PR Preview" w:date="2026-01-01T00:00:00Z">
+        <w:r>
+          <w:delText xml:space="preserve"> </w:delText>
+        </w:r>
+      </w:del>
+      <w:del w:id="6" w:author="PR Preview" w:date="2026-01-01T00:00:00Z">
+        <w:r>
+          <w:delText xml:space="preserve">Bienaymé derived the bound</w:delText>
+        </w:r>
+      </w:del>
+      <w:del w:id="7" w:author="PR Preview" w:date="2026-01-01T00:00:00Z">
+        <w:r>
+          <w:delText xml:space="preserve"> </w:delText>
+        </w:r>
+      </w:del>
+      <w:del w:id="8" w:author="PR Preview" w:date="2026-01-01T00:00:00Z">
+        <w:r>
+          <w:delText xml:space="preserve">(Bienaymé 1853)</w:delText>
+        </w:r>
+      </w:del>
+      <w:del w:id="9" w:author="PR Preview" w:date="2026-01-01T00:00:00Z">
+        <w:r>
+          <w:delText xml:space="preserve">, and Tchébychef proved a more general form</w:delText>
+        </w:r>
+      </w:del>
+      <w:del w:id="10" w:author="PR Preview" w:date="2026-01-01T00:00:00Z">
+        <w:r>
+          <w:delText xml:space="preserve"> </w:delText>
+        </w:r>
+      </w:del>
+      <w:del w:id="11" w:author="PR Preview" w:date="2026-01-01T00:00:00Z">
+        <w:r>
+          <w:delText xml:space="preserve">(Tchébychef 1867)</w:delText>
+        </w:r>
+      </w:del>
+      <w:del w:id="12" w:author="PR Preview" w:date="2026-01-01T00:00:00Z">
+        <w:r>
+          <w:delText xml:space="preserve">.</w:delText>
+        </w:r>
+      </w:del>
+      <w:del w:id="13" w:author="PR Preview" w:date="2026-01-01T00:00:00Z">
+        <w:r>
+          <w:delText xml:space="preserve"> </w:delText>
+        </w:r>
+      </w:del>
+      <w:del w:id="14" w:author="PR Preview" w:date="2026-01-01T00:00:00Z">
+        <w:r>
+          <w:delText xml:space="preserve">A modern treatment is in</w:delText>
+        </w:r>
+      </w:del>
+      <w:del w:id="15" w:author="PR Preview" w:date="2026-01-01T00:00:00Z">
+        <w:r>
+          <w:delText xml:space="preserve"> </w:delText>
+        </w:r>
+      </w:del>
+      <w:del w:id="16" w:author="PR Preview" w:date="2026-01-01T00:00:00Z">
+        <w:r>
+          <w:delText xml:space="preserve">Blitzstein and Hwang (2019)</w:delText>
+        </w:r>
+      </w:del>
+      <w:del w:id="17" w:author="PR Preview" w:date="2026-01-01T00:00:00Z">
+        <w:r>
+          <w:delText xml:space="preserve">.</w:delText>
+        </w:r>
+      </w:del>
+    </w:p>
+    <w:p>
+      <w:pPr>
+        <w:pStyle w:val="BlockText"/>
+      </w:pPr>
+      <w:ins w:id="18" w:author="PR Preview" w:date="2026-01-01T00:00:00Z">
+        <w:r>
+          <w:t xml:space="preserve">❌ Chebyshev’s inequality bounds the probability that …</w:t>
+        </w:r>
+      </w:ins>
+    </w:p>
+    <w:p>
+      <w:pPr>
+        <w:pStyle w:val="BlockText"/>
+      </w:pPr>
+      <w:ins w:id="19" w:author="PR Preview" w:date="2026-01-01T00:00:00Z">
+        <w:r>
+          <w:t xml:space="preserve">✅ Chebyshev’s inequality bounds the probability that …</w:t>
+        </w:r>
+      </w:ins>
+      <w:ins w:id="20" w:author="PR Preview" w:date="2026-01-01T00:00:00Z">
+        <w:r>
+          <w:t xml:space="preserve"> </w:t>
+        </w:r>
+      </w:ins>
+      <w:ins w:id="21" w:author="PR Preview" w:date="2026-01-01T00:00:00Z">
+        <w:r>
+          <w:t xml:space="preserve">Bienaymé derived the bound</w:t>
+        </w:r>
+      </w:ins>
+      <w:ins w:id="22" w:author="PR Preview" w:date="2026-01-01T00:00:00Z">
+        <w:r>
+          <w:t xml:space="preserve"> </w:t>
+        </w:r>
+      </w:ins>
+      <w:ins w:id="23" w:author="PR Preview" w:date="2026-01-01T00:00:00Z">
+        <w:r>
+          <w:t xml:space="preserve">(Bienaymé 1853)</w:t>
+        </w:r>
+      </w:ins>
+      <w:ins w:id="24" w:author="PR Preview" w:date="2026-01-01T00:00:00Z">
+        <w:r>
+          <w:t xml:space="preserve">, and Tchébychef proved a more general form</w:t>
+        </w:r>
+      </w:ins>
+      <w:ins w:id="25" w:author="PR Preview" w:date="2026-01-01T00:00:00Z">
+        <w:r>
+          <w:t xml:space="preserve"> </w:t>
+        </w:r>
+      </w:ins>
+      <w:ins w:id="26" w:author="PR Preview" w:date="2026-01-01T00:00:00Z">
+        <w:r>
+          <w:t xml:space="preserve">(Tchébychef 1867)</w:t>
+        </w:r>
+      </w:ins>
+      <w:ins w:id="27" w:author="PR Preview" w:date="2026-01-01T00:00:00Z">
+        <w:r>
+          <w:t xml:space="preserve">.</w:t>
+        </w:r>
+      </w:ins>
+      <w:ins w:id="28" w:author="PR Preview" w:date="2026-01-01T00:00:00Z">
+        <w:r>
+          <w:t xml:space="preserve"> </w:t>
+        </w:r>
+      </w:ins>
+      <w:ins w:id="29" w:author="PR Preview" w:date="2026-01-01T00:00:00Z">
+        <w:r>
+          <w:t xml:space="preserve">A modern treatment is in</w:t>
+        </w:r>
+      </w:ins>
+      <w:ins w:id="30" w:author="PR Preview" w:date="2026-01-01T00:00:00Z">
+        <w:r>
+          <w:t xml:space="preserve"> </w:t>
+        </w:r>
+      </w:ins>
+      <w:ins w:id="31" w:author="PR Preview" w:date="2026-01-01T00:00:00Z">
+        <w:r>
+          <w:t xml:space="preserve">Blitzstein and Hwang (2019)</w:t>
+        </w:r>
+      </w:ins>
+      <w:ins w:id="32" w:author="PR Preview" w:date="2026-01-01T00:00:00Z">
+        <w:r>
+          <w:t xml:space="preserve">.</w:t>
+        </w:r>
+      </w:ins>
     </w:p>
     <w:bookmarkEnd w:id="49"/>
     <w:bookmarkEnd w:id="50"/>
